--- a/Fase 2/Evidencias Individuales/BUSTOS_VICENTE_2.1_APT122_DiarioReflexionFase2_VB.docx
+++ b/Fase 2/Evidencias Individuales/BUSTOS_VICENTE_2.1_APT122_DiarioReflexionFase2_VB.docx
@@ -844,7 +844,7 @@
                 <w:sz w:val="22"/>
                 <w:szCs w:val="22"/>
               </w:rPr>
-              <w:t xml:space="preserve">Evaluamos nuestro trabajo como sólido en el backend y la arquitectura: 82,5 % de avance reconocido, con pruebas automatizadas y migraciones versionadas. Destacamos la separación de HurryBilling, la seguridad (TOTP y auditoría) y el flujo de reservas.</w:t>
+              <w:t xml:space="preserve">Evaluamos nuestro trabajo como sólido en el backend y la arquitectura: 75 % de avance reconocido en el Marketplace, con pruebas automatizadas y migraciones versionadas. Destacamos la separación de HurryBilling, la seguridad (TOTP y auditoría) y el flujo de reservas.</w:t>
             </w:r>
           </w:p>
           <w:p>
@@ -1230,7 +1230,7 @@
                 <w:sz w:val="22"/>
                 <w:szCs w:val="22"/>
               </w:rPr>
-              <w:t xml:space="preserve">Actividades nuevas: acceso por postulación sin cobro (F14, F15 y F16) y recopilación de capturas y base de datos en Evidencias de sistema.</w:t>
+              <w:t xml:space="preserve">Actividades nuevas: acceso por postulación sin cobro (F07, F08 y F09) y recopilación de capturas y base de datos en Evidencias de sistema.</w:t>
             </w:r>
           </w:p>
         </w:tc>

--- a/Fase 2/Evidencias Individuales/BUSTOS_VICENTE_2.1_APT122_DiarioReflexionFase2_VB.docx
+++ b/Fase 2/Evidencias Individuales/BUSTOS_VICENTE_2.1_APT122_DiarioReflexionFase2_VB.docx
@@ -22,7 +22,7 @@
           <w:sz w:val="20"/>
           <w:szCs w:val="20"/>
         </w:rPr>
-        <w:t xml:space="preserve">Respondido por Vicente Bustos junto a su grupo (Grupo 006, sección 001D, con Vicente Heredia). Docente guía: Reginaldo Salinas. Fecha: 22/10/2026 · Semana 12.</w:t>
+        <w:t xml:space="preserve">Respondido por Vicente Bustos junto a su grupo (Grupo 006, sección 002D, con Vicente Heredia). Docente guía: Reginaldo Salinas. Fecha: 22/10/2026 · Semana 12.</w:t>
       </w:r>
     </w:p>
     <w:tbl>

--- a/Fase 2/Evidencias Individuales/BUSTOS_VICENTE_2.1_APT122_DiarioReflexionFase2_VB.docx
+++ b/Fase 2/Evidencias Individuales/BUSTOS_VICENTE_2.1_APT122_DiarioReflexionFase2_VB.docx
@@ -413,7 +413,7 @@
                 <w:sz w:val="22"/>
                 <w:szCs w:val="22"/>
               </w:rPr>
-              <w:t xml:space="preserve">Facilitadores: arquitectura en capas, repositorios separados (HurryBack, HurryBilling y HurryFront), pruebas automatizadas en el backend, trabajo en ramas por funcionalidad y las fichas de avance semanales. Dificultades: el alcance creció (complementos, Marketplace, panel Super Admin), adaptar el modelo comercial y el poco tiempo disponible para dos integrantes.</w:t>
+              <w:t xml:space="preserve">Facilitadores: arquitectura en capas, repositorios separados (HurryBack, HurryBilling y HurryFront), pruebas automatizadas en el backend, trabajo en ramas por funcionalidad y las fichas de avance semanales. Dificultades: el alcance creció (Marketplace, WhatsApp, panel Super Admin), adaptar el modelo comercial y el poco tiempo disponible para dos integrantes.</w:t>
             </w:r>
           </w:p>
         </w:tc>
@@ -564,7 +564,7 @@
                 <w:sz w:val="22"/>
                 <w:szCs w:val="22"/>
               </w:rPr>
-              <w:t xml:space="preserve">Congelamos el alcance de la versión 1.0 y registramos lo demás como mejora futura. Reservamos las semanas 6 y 7 del plan para pruebas, capturas y corrección de errores. La modalidad de acceso por postulación sin cobro la haremos como modo configurable, con pruebas, en un proyecto aparte clonado de HurryUp, para no afectar el sistema actual.</w:t>
+              <w:t xml:space="preserve">Congelamos el alcance de la versión 1.0 y registramos lo demás como mejora futura. Reservamos las semanas 6 y 7 del plan para pruebas, capturas y corrección de errores. El acceso por postulación sin cobro lo haremos mediante una configuración que reemplace el pago, con pruebas, sin romper el flujo actual.</w:t>
             </w:r>
           </w:p>
         </w:tc>
@@ -1022,7 +1022,7 @@
                 <w:sz w:val="22"/>
                 <w:szCs w:val="22"/>
               </w:rPr>
-              <w:t xml:space="preserve">¿Es adecuado que la modalidad de acceso por postulación sin cobro se desarrolle en un proyecto aparte clonado de HurryUp, o debe quedar dentro del mismo repositorio como configuración?</w:t>
+              <w:t xml:space="preserve">¿Es suficiente documentar el acceso por postulación con el diagrama de actividades y una demostración del flujo, o espera además pruebas automatizadas?</w:t>
             </w:r>
           </w:p>
           <w:p>
@@ -1215,7 +1215,7 @@
                 <w:sz w:val="22"/>
                 <w:szCs w:val="22"/>
               </w:rPr>
-              <w:t xml:space="preserve">Mantenemos la distribución por módulos con ajustes. Vicente Heredia: backend y HurryBilling (acceso sin cobro, bandeja de solicitudes y activación de complementos). Vicente Bustos: frontend (formulario de postulación y panel Super Admin), diagramas y evidencias de sistema. Ambos: pruebas e integración.</w:t>
+              <w:t xml:space="preserve">Mantenemos la distribución por módulos con ajustes. Vicente Heredia: backend y HurryBilling (acceso sin cobro, cuenta pendiente y lista de postulaciones). Vicente Bustos: frontend (formulario de postulación y panel Super Admin), diagramas y evidencias de sistema. Ambos: pruebas e integración.</w:t>
             </w:r>
           </w:p>
           <w:p>
@@ -1230,7 +1230,7 @@
                 <w:sz w:val="22"/>
                 <w:szCs w:val="22"/>
               </w:rPr>
-              <w:t xml:space="preserve">Actividades nuevas: acceso por postulación sin cobro (F07, F08 y F09) y recopilación de capturas y base de datos en Evidencias de sistema.</w:t>
+              <w:t xml:space="preserve">Actividades nuevas: acceso por postulación sin cobro (F07 y F08), capturas del asistente de WhatsApp (F09) y recopilación de capturas y base de datos en Evidencias de sistema.</w:t>
             </w:r>
           </w:p>
         </w:tc>

--- a/Fase 2/Evidencias Individuales/BUSTOS_VICENTE_2.1_APT122_DiarioReflexionFase2_VB.docx
+++ b/Fase 2/Evidencias Individuales/BUSTOS_VICENTE_2.1_APT122_DiarioReflexionFase2_VB.docx
@@ -22,7 +22,7 @@
           <w:sz w:val="20"/>
           <w:szCs w:val="20"/>
         </w:rPr>
-        <w:t xml:space="preserve">Respondido por Vicente Bustos junto a su grupo (Grupo 006, sección 002D, con Vicente Heredia). Docente guía: Reginaldo Salinas. Fecha: 22/10/2026 · Semana 12.</w:t>
+        <w:t xml:space="preserve">Respondido por Vicente Bustos junto a su grupo (Grupo 006, sección 002D, con Vicente Heredia). Docente guía: Reginaldo Salinas. Fecha: 23/10/2026 · Semana 12.</w:t>
       </w:r>
     </w:p>
     <w:tbl>
@@ -398,7 +398,7 @@
                 <w:sz w:val="22"/>
                 <w:szCs w:val="22"/>
               </w:rPr>
-              <w:t xml:space="preserve">No todas las actividades se cumplieron en los plazos de la Carta Gantt. Completadas: levantamiento y planificación, arquitectura y modelo de datos, backend, datos y seguridad, y reservas y agenda. En curso: diseño de interfaces, frontend y módulos de gestión, y documentación. Con retraso: dashboard, pruebas y correcciones, porque priorizamos construir módulos antes de las pruebas del frontend y de las capturas de evidencia.</w:t>
+              <w:t xml:space="preserve">Las actividades se cumplieron con ajustes de plazo. Completadas: levantamiento y planificación, arquitectura y modelo de datos, diseño de interfaces, backend, datos y seguridad, frontend y módulos de gestión, reservas y agenda, y dashboard, pruebas y correcciones. En curso: documentación y presentación final.</w:t>
             </w:r>
           </w:p>
           <w:p>
@@ -564,7 +564,7 @@
                 <w:sz w:val="22"/>
                 <w:szCs w:val="22"/>
               </w:rPr>
-              <w:t xml:space="preserve">Congelamos el alcance de la versión 1.0 y registramos lo demás como mejora futura. Reservamos las semanas 6 y 7 del plan para pruebas, capturas y corrección de errores. El acceso por postulación sin cobro lo haremos mediante una configuración que reemplace el pago, con pruebas, sin romper el flujo actual.</w:t>
+              <w:t xml:space="preserve">Congelamos el alcance de la versión 1.0 y registramos lo demás como mejora futura. Reservamos las semanas 6 y 7 del plan para pruebas finales y corrección de errores. El acceso por postulación sin cobro lo resolvimos mediante una configuración que reemplaza el pago, con pruebas, sin romper el flujo actual.</w:t>
             </w:r>
           </w:p>
         </w:tc>
@@ -844,7 +844,7 @@
                 <w:sz w:val="22"/>
                 <w:szCs w:val="22"/>
               </w:rPr>
-              <w:t xml:space="preserve">Evaluamos nuestro trabajo como sólido en el backend y la arquitectura: 75 % de avance reconocido en el Marketplace, con pruebas automatizadas y migraciones versionadas. Destacamos la separación de HurryBilling, la seguridad (TOTP y auditoría) y el flujo de reservas.</w:t>
+              <w:t xml:space="preserve">Evaluamos nuestro trabajo como sólido en el backend y la arquitectura: 100 % de avance reconocido en el Marketplace, con pruebas automatizadas y migraciones versionadas. Destacamos la separación de HurryBilling, la seguridad (TOTP y auditoría) y el flujo de reservas.</w:t>
             </w:r>
           </w:p>
           <w:p>
@@ -1230,7 +1230,7 @@
                 <w:sz w:val="22"/>
                 <w:szCs w:val="22"/>
               </w:rPr>
-              <w:t xml:space="preserve">Actividades nuevas: acceso por postulación sin cobro (F07 y F08), capturas del asistente de WhatsApp (F09) y recopilación de capturas y base de datos en Evidencias de sistema.</w:t>
+              <w:t xml:space="preserve">Actividades nuevas realizadas: acceso por postulación sin cobro (F07 y F08) e integración con WhatsApp (F09); queda la recopilación de capturas y base de datos en Evidencias de sistema.</w:t>
             </w:r>
           </w:p>
         </w:tc>
